--- a/static/doc/使用者說明書.docx
+++ b/static/doc/使用者說明書.docx
@@ -2867,7 +2867,6 @@
       <w:pPr>
         <w:pStyle w:val="1"/>
         <w:rPr>
-          <w:rFonts w:hint="eastAsia"/>
           <w:lang w:eastAsia="zh-TW"/>
         </w:rPr>
       </w:pPr>
@@ -2885,7 +2884,6 @@
       <w:pPr>
         <w:pStyle w:val="21"/>
         <w:rPr>
-          <w:rFonts w:hint="eastAsia"/>
           <w:lang w:eastAsia="zh-TW"/>
         </w:rPr>
       </w:pPr>
@@ -2956,6 +2954,12 @@
           <w:lang w:eastAsia="zh-TW"/>
         </w:rPr>
         <w:instrText>"</w:instrText>
+      </w:r>
+      <w:r>
+        <w:rPr>
+          <w:rFonts w:ascii="微軟正黑體" w:eastAsia="微軟正黑體" w:hAnsi="微軟正黑體" w:cstheme="minorHAnsi"/>
+          <w:lang w:eastAsia="zh-TW"/>
+        </w:rPr>
       </w:r>
       <w:r>
         <w:rPr>
@@ -3118,29 +3122,7 @@
             <w:bdr w:val="single" w:sz="2" w:space="0" w:color="EDEFF4" w:frame="1"/>
             <w:lang w:eastAsia="zh-TW"/>
           </w:rPr>
-          <w:t>P</w:t>
-        </w:r>
-        <w:r>
-          <w:rPr>
-            <w:rFonts w:ascii="Segoe UI" w:eastAsia="新細明體" w:hAnsi="Segoe UI" w:cs="Segoe UI"/>
-            <w:color w:val="0000FF"/>
-            <w:kern w:val="0"/>
-            <w:u w:val="single"/>
-            <w:bdr w:val="single" w:sz="2" w:space="0" w:color="EDEFF4" w:frame="1"/>
-            <w:lang w:eastAsia="zh-TW"/>
-          </w:rPr>
-          <w:t>D</w:t>
-        </w:r>
-        <w:r>
-          <w:rPr>
-            <w:rFonts w:ascii="Segoe UI" w:eastAsia="新細明體" w:hAnsi="Segoe UI" w:cs="Segoe UI"/>
-            <w:color w:val="0000FF"/>
-            <w:kern w:val="0"/>
-            <w:u w:val="single"/>
-            <w:bdr w:val="single" w:sz="2" w:space="0" w:color="EDEFF4" w:frame="1"/>
-            <w:lang w:eastAsia="zh-TW"/>
-          </w:rPr>
-          <w:t>F</w:t>
+          <w:t>PDF</w:t>
         </w:r>
       </w:hyperlink>
     </w:p>
@@ -3744,82 +3726,32 @@
           <w:rFonts w:hint="eastAsia"/>
           <w:lang w:eastAsia="zh-TW"/>
         </w:rPr>
-        <w:t>交集</w:t>
-      </w:r>
+        <w:t>交集查詢條件:報告號碼、分生號碼、病歷號</w:t>
+      </w:r>
+    </w:p>
+    <w:p>
+      <w:pPr>
+        <w:rPr>
+          <w:lang w:eastAsia="zh-TW"/>
+        </w:rPr>
+      </w:pPr>
       <w:r>
         <w:rPr>
           <w:rFonts w:hint="eastAsia"/>
           <w:lang w:eastAsia="zh-TW"/>
         </w:rPr>
-        <w:t>查詢條件:</w:t>
-      </w:r>
-      <w:r>
-        <w:rPr>
-          <w:rFonts w:hint="eastAsia"/>
-          <w:lang w:eastAsia="zh-TW"/>
-        </w:rPr>
-        <w:t>報告號碼</w:t>
-      </w:r>
-      <w:r>
-        <w:rPr>
-          <w:rFonts w:hint="eastAsia"/>
-          <w:lang w:eastAsia="zh-TW"/>
-        </w:rPr>
-        <w:t>、</w:t>
-      </w:r>
-      <w:r>
-        <w:rPr>
-          <w:rFonts w:hint="eastAsia"/>
-          <w:lang w:eastAsia="zh-TW"/>
-        </w:rPr>
-        <w:t>分生號碼</w:t>
-      </w:r>
-      <w:r>
-        <w:rPr>
-          <w:rFonts w:hint="eastAsia"/>
-          <w:lang w:eastAsia="zh-TW"/>
-        </w:rPr>
-        <w:t>、</w:t>
-      </w:r>
-      <w:r>
-        <w:rPr>
-          <w:rFonts w:hint="eastAsia"/>
-          <w:lang w:eastAsia="zh-TW"/>
-        </w:rPr>
-        <w:t>病歷號</w:t>
-      </w:r>
-    </w:p>
-    <w:p>
-      <w:pPr>
-        <w:rPr>
-          <w:rFonts w:hint="eastAsia"/>
-          <w:lang w:eastAsia="zh-TW"/>
-        </w:rPr>
-      </w:pPr>
-      <w:r>
-        <w:rPr>
-          <w:rFonts w:hint="eastAsia"/>
-          <w:lang w:eastAsia="zh-TW"/>
-        </w:rPr>
-        <w:t xml:space="preserve"> 依權限顯示電子報告，下載PDF</w:t>
-      </w:r>
-      <w:r>
-        <w:rPr>
-          <w:rFonts w:hint="eastAsia"/>
-          <w:lang w:eastAsia="zh-TW"/>
-        </w:rPr>
-        <w:t>報告</w:t>
-      </w:r>
-    </w:p>
-    <w:p>
-      <w:pPr>
-        <w:rPr>
-          <w:rFonts w:hint="eastAsia"/>
-          <w:lang w:eastAsia="zh-TW"/>
-        </w:rPr>
-      </w:pPr>
-      <w:r>
-        <w:rPr>
+        <w:t xml:space="preserve"> 依權限顯示電子報告，下載PDF報告</w:t>
+      </w:r>
+    </w:p>
+    <w:p>
+      <w:pPr>
+        <w:rPr>
+          <w:lang w:eastAsia="zh-TW"/>
+        </w:rPr>
+      </w:pPr>
+      <w:r>
+        <w:rPr>
+          <w:noProof/>
           <w:lang w:eastAsia="zh-TW"/>
         </w:rPr>
         <w:drawing>
@@ -3867,6 +3799,7 @@
       </w:pPr>
       <w:r>
         <w:rPr>
+          <w:noProof/>
           <w:lang w:eastAsia="zh-TW"/>
         </w:rPr>
         <w:drawing>
@@ -3909,12 +3842,12 @@
     <w:p>
       <w:pPr>
         <w:rPr>
-          <w:rFonts w:hint="eastAsia"/>
-          <w:lang w:eastAsia="zh-TW"/>
-        </w:rPr>
-      </w:pPr>
-      <w:r>
-        <w:rPr>
+          <w:lang w:eastAsia="zh-TW"/>
+        </w:rPr>
+      </w:pPr>
+      <w:r>
+        <w:rPr>
+          <w:noProof/>
           <w:lang w:eastAsia="zh-TW"/>
         </w:rPr>
         <w:lastRenderedPageBreak/>
@@ -4044,60 +3977,32 @@
           <w:rFonts w:hint="eastAsia"/>
           <w:lang w:eastAsia="zh-TW"/>
         </w:rPr>
-        <w:t>、</w:t>
-      </w:r>
+        <w:t>、檢測項目、 臨床主治醫師</w:t>
+      </w:r>
+    </w:p>
+    <w:p>
+      <w:pPr>
+        <w:rPr>
+          <w:lang w:eastAsia="zh-TW"/>
+        </w:rPr>
+      </w:pPr>
       <w:r>
         <w:rPr>
           <w:rFonts w:hint="eastAsia"/>
           <w:lang w:eastAsia="zh-TW"/>
         </w:rPr>
-        <w:t>檢測項目</w:t>
-      </w:r>
-      <w:r>
-        <w:rPr>
-          <w:rFonts w:hint="eastAsia"/>
-          <w:lang w:eastAsia="zh-TW"/>
-        </w:rPr>
-        <w:t xml:space="preserve">、 </w:t>
-      </w:r>
-      <w:r>
-        <w:rPr>
-          <w:rFonts w:hint="eastAsia"/>
-          <w:lang w:eastAsia="zh-TW"/>
-        </w:rPr>
-        <w:t>臨床主治醫師</w:t>
-      </w:r>
-    </w:p>
-    <w:p>
-      <w:pPr>
-        <w:rPr>
-          <w:rFonts w:hint="eastAsia"/>
-          <w:lang w:eastAsia="zh-TW"/>
-        </w:rPr>
-      </w:pPr>
-      <w:r>
-        <w:rPr>
-          <w:rFonts w:hint="eastAsia"/>
-          <w:lang w:eastAsia="zh-TW"/>
-        </w:rPr>
-        <w:t>依權限顯示電子報告，下載交集查詢</w:t>
-      </w:r>
-      <w:r>
-        <w:rPr>
-          <w:rFonts w:hint="eastAsia"/>
-          <w:lang w:eastAsia="zh-TW"/>
-        </w:rPr>
-        <w:t>結果CSV</w:t>
-      </w:r>
-    </w:p>
-    <w:p>
-      <w:pPr>
-        <w:rPr>
-          <w:lang w:eastAsia="zh-TW"/>
-        </w:rPr>
-      </w:pPr>
-      <w:r>
-        <w:rPr>
+        <w:t>依權限顯示電子報告，下載交集查詢結果CSV</w:t>
+      </w:r>
+    </w:p>
+    <w:p>
+      <w:pPr>
+        <w:rPr>
+          <w:lang w:eastAsia="zh-TW"/>
+        </w:rPr>
+      </w:pPr>
+      <w:r>
+        <w:rPr>
+          <w:noProof/>
           <w:lang w:eastAsia="zh-TW"/>
         </w:rPr>
         <w:drawing>
@@ -4140,12 +4045,12 @@
     <w:p>
       <w:pPr>
         <w:rPr>
-          <w:rFonts w:hint="eastAsia"/>
-          <w:lang w:eastAsia="zh-TW"/>
-        </w:rPr>
-      </w:pPr>
-      <w:r>
-        <w:rPr>
+          <w:lang w:eastAsia="zh-TW"/>
+        </w:rPr>
+      </w:pPr>
+      <w:r>
+        <w:rPr>
+          <w:noProof/>
           <w:lang w:eastAsia="zh-TW"/>
         </w:rPr>
         <w:drawing>
@@ -4252,15 +4157,14 @@
     <w:p>
       <w:pPr>
         <w:rPr>
+          <w:lang w:eastAsia="zh-TW"/>
+        </w:rPr>
+      </w:pPr>
+      <w:r>
+        <w:rPr>
           <w:rFonts w:hint="eastAsia"/>
           <w:lang w:eastAsia="zh-TW"/>
         </w:rPr>
-      </w:pPr>
-      <w:r>
-        <w:rPr>
-          <w:rFonts w:hint="eastAsia"/>
-          <w:lang w:eastAsia="zh-TW"/>
-        </w:rPr>
         <w:t>依權限顯示電子報告，下載交集查詢結果CSV</w:t>
       </w:r>
     </w:p>
@@ -4272,6 +4176,7 @@
       </w:pPr>
       <w:r>
         <w:rPr>
+          <w:noProof/>
           <w:lang w:eastAsia="zh-TW"/>
         </w:rPr>
         <w:drawing>
@@ -4497,15 +4402,14 @@
     <w:p>
       <w:pPr>
         <w:rPr>
+          <w:lang w:eastAsia="zh-TW"/>
+        </w:rPr>
+      </w:pPr>
+      <w:r>
+        <w:rPr>
           <w:rFonts w:hint="eastAsia"/>
           <w:lang w:eastAsia="zh-TW"/>
         </w:rPr>
-      </w:pPr>
-      <w:r>
-        <w:rPr>
-          <w:rFonts w:hint="eastAsia"/>
-          <w:lang w:eastAsia="zh-TW"/>
-        </w:rPr>
         <w:t>依權限顯示電子報告，下載交集查詢結果CSV</w:t>
       </w:r>
     </w:p>
@@ -4517,6 +4421,7 @@
       </w:pPr>
       <w:r>
         <w:rPr>
+          <w:noProof/>
           <w:lang w:eastAsia="zh-TW"/>
         </w:rPr>
         <w:drawing>
@@ -4559,12 +4464,12 @@
     <w:p>
       <w:pPr>
         <w:rPr>
-          <w:rFonts w:hint="eastAsia"/>
-          <w:lang w:eastAsia="zh-TW"/>
-        </w:rPr>
-      </w:pPr>
-      <w:r>
-        <w:rPr>
+          <w:lang w:eastAsia="zh-TW"/>
+        </w:rPr>
+      </w:pPr>
+      <w:r>
+        <w:rPr>
+          <w:noProof/>
           <w:lang w:eastAsia="zh-TW"/>
         </w:rPr>
         <w:drawing>
@@ -4728,6 +4633,7 @@
       </w:pPr>
       <w:r>
         <w:rPr>
+          <w:noProof/>
           <w:lang w:eastAsia="zh-TW"/>
         </w:rPr>
         <w:drawing>
@@ -4775,6 +4681,7 @@
       </w:pPr>
       <w:r>
         <w:rPr>
+          <w:noProof/>
           <w:lang w:eastAsia="zh-TW"/>
         </w:rPr>
         <w:drawing>
@@ -4913,6 +4820,7 @@
       </w:pPr>
       <w:r>
         <w:rPr>
+          <w:noProof/>
           <w:lang w:eastAsia="zh-TW"/>
         </w:rPr>
         <w:drawing>
@@ -4960,6 +4868,7 @@
       </w:pPr>
       <w:r>
         <w:rPr>
+          <w:noProof/>
           <w:lang w:eastAsia="zh-TW"/>
         </w:rPr>
         <w:drawing>
@@ -5048,12 +4957,12 @@
     <w:p>
       <w:pPr>
         <w:rPr>
-          <w:rFonts w:hint="eastAsia"/>
-          <w:lang w:eastAsia="zh-TW"/>
-        </w:rPr>
-      </w:pPr>
-      <w:r>
-        <w:rPr>
+          <w:lang w:eastAsia="zh-TW"/>
+        </w:rPr>
+      </w:pPr>
+      <w:r>
+        <w:rPr>
+          <w:noProof/>
           <w:lang w:eastAsia="zh-TW"/>
         </w:rPr>
         <w:drawing>
@@ -5124,55 +5033,54 @@
     <w:p>
       <w:pPr>
         <w:rPr>
+          <w:lang w:eastAsia="zh-TW"/>
+        </w:rPr>
+      </w:pPr>
+      <w:r>
+        <w:rPr>
           <w:rFonts w:hint="eastAsia"/>
           <w:lang w:eastAsia="zh-TW"/>
         </w:rPr>
-      </w:pPr>
+        <w:t>1</w:t>
+      </w:r>
+      <w:r>
+        <w:rPr>
+          <w:lang w:eastAsia="zh-TW"/>
+        </w:rPr>
+        <w:t>.</w:t>
+      </w:r>
       <w:r>
         <w:rPr>
           <w:rFonts w:hint="eastAsia"/>
           <w:lang w:eastAsia="zh-TW"/>
         </w:rPr>
-        <w:t>1</w:t>
-      </w:r>
-      <w:r>
-        <w:rPr>
-          <w:lang w:eastAsia="zh-TW"/>
-        </w:rPr>
-        <w:t>.</w:t>
-      </w:r>
+        <w:t>將</w:t>
+      </w:r>
+      <w:r>
+        <w:rPr>
+          <w:lang w:eastAsia="zh-TW"/>
+        </w:rPr>
+        <w:t>Metadata</w:t>
+      </w:r>
+      <w:r>
+        <w:rPr>
+          <w:lang w:eastAsia="zh-TW"/>
+        </w:rPr>
+        <w:t xml:space="preserve"> </w:t>
+      </w:r>
+      <w:proofErr w:type="spellStart"/>
+      <w:r>
+        <w:rPr>
+          <w:lang w:eastAsia="zh-TW"/>
+        </w:rPr>
+        <w:t>execl</w:t>
+      </w:r>
+      <w:proofErr w:type="spellEnd"/>
       <w:r>
         <w:rPr>
           <w:rFonts w:hint="eastAsia"/>
           <w:lang w:eastAsia="zh-TW"/>
         </w:rPr>
-        <w:t>將</w:t>
-      </w:r>
-      <w:r>
-        <w:rPr>
-          <w:lang w:eastAsia="zh-TW"/>
-        </w:rPr>
-        <w:t>Metadata</w:t>
-      </w:r>
-      <w:r>
-        <w:rPr>
-          <w:lang w:eastAsia="zh-TW"/>
-        </w:rPr>
-        <w:t xml:space="preserve"> </w:t>
-      </w:r>
-      <w:proofErr w:type="spellStart"/>
-      <w:r>
-        <w:rPr>
-          <w:lang w:eastAsia="zh-TW"/>
-        </w:rPr>
-        <w:t>execl</w:t>
-      </w:r>
-      <w:proofErr w:type="spellEnd"/>
-      <w:r>
-        <w:rPr>
-          <w:rFonts w:hint="eastAsia"/>
-          <w:lang w:eastAsia="zh-TW"/>
-        </w:rPr>
         <w:t>上傳至s</w:t>
       </w:r>
       <w:r>
@@ -5185,12 +5093,12 @@
     <w:p>
       <w:pPr>
         <w:rPr>
-          <w:rFonts w:hint="eastAsia"/>
-          <w:lang w:eastAsia="zh-TW"/>
-        </w:rPr>
-      </w:pPr>
-      <w:r>
-        <w:rPr>
+          <w:lang w:eastAsia="zh-TW"/>
+        </w:rPr>
+      </w:pPr>
+      <w:r>
+        <w:rPr>
+          <w:noProof/>
           <w:lang w:eastAsia="zh-TW"/>
         </w:rPr>
         <w:drawing>
@@ -5233,75 +5141,75 @@
     <w:p>
       <w:pPr>
         <w:rPr>
+          <w:noProof/>
+          <w:lang w:eastAsia="zh-TW"/>
+        </w:rPr>
+      </w:pPr>
+      <w:r>
+        <w:rPr>
+          <w:rFonts w:hint="eastAsia"/>
+          <w:lang w:eastAsia="zh-TW"/>
+        </w:rPr>
+        <w:t>2</w:t>
+      </w:r>
+      <w:r>
+        <w:rPr>
+          <w:lang w:eastAsia="zh-TW"/>
+        </w:rPr>
+        <w:t>.</w:t>
+      </w:r>
+      <w:r>
+        <w:rPr>
+          <w:noProof/>
+        </w:rPr>
+        <w:t xml:space="preserve"> </w:t>
+      </w:r>
+      <w:r>
+        <w:rPr>
           <w:rFonts w:hint="eastAsia"/>
           <w:noProof/>
-          <w:lang w:eastAsia="zh-TW"/>
-        </w:rPr>
-      </w:pPr>
-      <w:r>
-        <w:rPr>
-          <w:rFonts w:hint="eastAsia"/>
-          <w:lang w:eastAsia="zh-TW"/>
-        </w:rPr>
-        <w:t>2</w:t>
-      </w:r>
-      <w:r>
-        <w:rPr>
-          <w:lang w:eastAsia="zh-TW"/>
-        </w:rPr>
-        <w:t>.</w:t>
-      </w:r>
-      <w:r>
-        <w:rPr>
-          <w:noProof/>
-        </w:rPr>
-        <w:t xml:space="preserve"> </w:t>
+        </w:rPr>
+        <w:t>選擇</w:t>
       </w:r>
       <w:r>
         <w:rPr>
           <w:rFonts w:hint="eastAsia"/>
           <w:noProof/>
-        </w:rPr>
-        <w:t>選擇</w:t>
-      </w:r>
-      <w:r>
-        <w:rPr>
-          <w:rFonts w:hint="eastAsia"/>
+          <w:lang w:eastAsia="zh-TW"/>
+        </w:rPr>
+        <w:t>u</w:t>
+      </w:r>
+      <w:r>
+        <w:rPr>
           <w:noProof/>
           <w:lang w:eastAsia="zh-TW"/>
         </w:rPr>
-        <w:t>u</w:t>
-      </w:r>
+        <w:t xml:space="preserve">pdate </w:t>
+      </w:r>
+      <w:proofErr w:type="spellStart"/>
+      <w:r>
+        <w:rPr>
+          <w:lang w:eastAsia="zh-TW"/>
+        </w:rPr>
+        <w:t>Metaxlsx</w:t>
+      </w:r>
+      <w:proofErr w:type="spellEnd"/>
+      <w:r>
+        <w:rPr>
+          <w:lang w:eastAsia="zh-TW"/>
+        </w:rPr>
+        <w:t xml:space="preserve"> </w:t>
+      </w:r>
+    </w:p>
+    <w:p>
+      <w:pPr>
+        <w:rPr>
+          <w:lang w:eastAsia="zh-TW"/>
+        </w:rPr>
+      </w:pPr>
       <w:r>
         <w:rPr>
           <w:noProof/>
-          <w:lang w:eastAsia="zh-TW"/>
-        </w:rPr>
-        <w:t xml:space="preserve">pdate </w:t>
-      </w:r>
-      <w:proofErr w:type="spellStart"/>
-      <w:r>
-        <w:rPr>
-          <w:lang w:eastAsia="zh-TW"/>
-        </w:rPr>
-        <w:t>Metaxlsx</w:t>
-      </w:r>
-      <w:proofErr w:type="spellEnd"/>
-      <w:r>
-        <w:rPr>
-          <w:lang w:eastAsia="zh-TW"/>
-        </w:rPr>
-        <w:t xml:space="preserve"> </w:t>
-      </w:r>
-    </w:p>
-    <w:p>
-      <w:pPr>
-        <w:rPr>
-          <w:lang w:eastAsia="zh-TW"/>
-        </w:rPr>
-      </w:pPr>
-      <w:r>
-        <w:rPr>
           <w:lang w:eastAsia="zh-TW"/>
         </w:rPr>
         <w:drawing>
@@ -5380,12 +5288,12 @@
     <w:p>
       <w:pPr>
         <w:rPr>
-          <w:rFonts w:hint="eastAsia"/>
-          <w:lang w:eastAsia="zh-TW"/>
-        </w:rPr>
-      </w:pPr>
-      <w:r>
-        <w:rPr>
+          <w:lang w:eastAsia="zh-TW"/>
+        </w:rPr>
+      </w:pPr>
+      <w:r>
+        <w:rPr>
+          <w:noProof/>
           <w:lang w:eastAsia="zh-TW"/>
         </w:rPr>
         <w:drawing>
@@ -5428,7 +5336,6 @@
     <w:p>
       <w:pPr>
         <w:rPr>
-          <w:rFonts w:hint="eastAsia"/>
           <w:lang w:eastAsia="zh-TW"/>
         </w:rPr>
       </w:pPr>
@@ -5450,7 +5357,6 @@
     <w:p>
       <w:pPr>
         <w:rPr>
-          <w:rFonts w:hint="eastAsia"/>
           <w:lang w:eastAsia="zh-TW"/>
         </w:rPr>
       </w:pPr>
@@ -5472,12 +5378,12 @@
     <w:p>
       <w:pPr>
         <w:rPr>
-          <w:rFonts w:hint="eastAsia"/>
-          <w:lang w:eastAsia="zh-TW"/>
-        </w:rPr>
-      </w:pPr>
-      <w:r>
-        <w:rPr>
+          <w:lang w:eastAsia="zh-TW"/>
+        </w:rPr>
+      </w:pPr>
+      <w:r>
+        <w:rPr>
+          <w:noProof/>
           <w:lang w:eastAsia="zh-TW"/>
         </w:rPr>
         <w:drawing>
@@ -5537,7 +5443,6 @@
       <w:pPr>
         <w:pStyle w:val="21"/>
         <w:rPr>
-          <w:rFonts w:hint="eastAsia"/>
           <w:lang w:eastAsia="zh-TW"/>
         </w:rPr>
       </w:pPr>
@@ -5566,15 +5471,6 @@
     </w:p>
     <w:p>
       <w:pPr>
-        <w:ind w:firstLine="0"/>
-        <w:rPr>
-          <w:rFonts w:ascii="微軟正黑體" w:eastAsia="微軟正黑體" w:hAnsi="微軟正黑體"/>
-          <w:lang w:eastAsia="zh-TW"/>
-        </w:rPr>
-      </w:pPr>
-    </w:p>
-    <w:p>
-      <w:pPr>
         <w:spacing w:line="240" w:lineRule="auto"/>
         <w:ind w:firstLine="0"/>
         <w:rPr>
@@ -5599,6 +5495,22 @@
           <w:lang w:eastAsia="zh-TW"/>
         </w:rPr>
       </w:pPr>
+      <w:r>
+        <w:rPr>
+          <w:rFonts w:ascii="微軟正黑體" w:eastAsia="微軟正黑體" w:hAnsi="微軟正黑體" w:cstheme="minorHAnsi" w:hint="eastAsia"/>
+          <w:color w:val="FF0000"/>
+          <w:lang w:eastAsia="zh-TW"/>
+        </w:rPr>
+        <w:t>登入有效時間</w:t>
+      </w:r>
+      <w:r>
+        <w:rPr>
+          <w:rFonts w:ascii="微軟正黑體" w:eastAsia="微軟正黑體" w:hAnsi="微軟正黑體" w:cstheme="minorHAnsi" w:hint="eastAsia"/>
+          <w:color w:val="FF0000"/>
+          <w:lang w:eastAsia="zh-TW"/>
+        </w:rPr>
+        <w:t>:20分鐘</w:t>
+      </w:r>
     </w:p>
     <w:p>
       <w:pPr>
@@ -5629,21 +5541,45 @@
         <w:spacing w:line="240" w:lineRule="auto"/>
         <w:ind w:firstLine="0"/>
         <w:rPr>
-          <w:rFonts w:ascii="微軟正黑體" w:eastAsia="微軟正黑體" w:hAnsi="微軟正黑體" w:cstheme="minorHAnsi"/>
-          <w:lang w:eastAsia="zh-TW"/>
-        </w:rPr>
-      </w:pPr>
-      <w:r>
-        <w:rPr>
-          <w:rFonts w:ascii="微軟正黑體" w:eastAsia="微軟正黑體" w:hAnsi="微軟正黑體" w:cstheme="minorHAnsi"/>
+          <w:rFonts w:ascii="微軟正黑體" w:eastAsia="微軟正黑體" w:hAnsi="微軟正黑體" w:cstheme="minorHAnsi" w:hint="eastAsia"/>
+          <w:lang w:eastAsia="zh-TW"/>
+        </w:rPr>
+      </w:pPr>
+      <w:r>
+        <w:rPr>
+          <w:rFonts w:ascii="微軟正黑體" w:eastAsia="微軟正黑體" w:hAnsi="微軟正黑體" w:cstheme="minorHAnsi" w:hint="eastAsia"/>
+          <w:lang w:eastAsia="zh-TW"/>
+        </w:rPr>
+        <w:t>1.進入</w:t>
+      </w:r>
+      <w:r>
+        <w:rPr>
+          <w:rFonts w:ascii="微軟正黑體" w:eastAsia="微軟正黑體" w:hAnsi="微軟正黑體" w:cstheme="minorHAnsi"/>
+          <w:lang w:eastAsia="zh-TW"/>
+        </w:rPr>
+        <w:t>Admin</w:t>
+      </w:r>
+    </w:p>
+    <w:p>
+      <w:pPr>
+        <w:spacing w:line="240" w:lineRule="auto"/>
+        <w:ind w:firstLine="0"/>
+        <w:rPr>
+          <w:rFonts w:ascii="微軟正黑體" w:eastAsia="微軟正黑體" w:hAnsi="微軟正黑體" w:cstheme="minorHAnsi"/>
+          <w:lang w:eastAsia="zh-TW"/>
+        </w:rPr>
+      </w:pPr>
+      <w:r>
+        <w:rPr>
+          <w:rFonts w:ascii="微軟正黑體" w:eastAsia="微軟正黑體" w:hAnsi="微軟正黑體" w:cstheme="minorHAnsi" w:hint="eastAsia"/>
           <w:noProof/>
           <w:lang w:eastAsia="zh-TW"/>
         </w:rPr>
         <w:drawing>
-          <wp:inline distT="0" distB="0" distL="0" distR="0" wp14:anchorId="7A3AA5AC" wp14:editId="389550C0">
-            <wp:extent cx="5731510" cy="4464050"/>
-            <wp:effectExtent l="0" t="0" r="2540" b="0"/>
-            <wp:docPr id="17" name="圖片 17" descr="一張含有 文字, 螢幕擷取畫面, 軟體, 網頁 的圖片&#10;&#10;自動產生的描述"/>
+          <wp:inline distT="0" distB="0" distL="0" distR="0" wp14:anchorId="76034FDB" wp14:editId="6FA72619">
+            <wp:extent cx="5715000" cy="2771775"/>
+            <wp:effectExtent l="0" t="0" r="0" b="9525"/>
+            <wp:docPr id="172747823" name="圖片 1"/>
             <wp:cNvGraphicFramePr>
               <a:graphicFrameLocks xmlns:a="http://schemas.openxmlformats.org/drawingml/2006/main" noChangeAspect="1"/>
             </wp:cNvGraphicFramePr>
@@ -5651,23 +5587,36 @@
               <a:graphicData uri="http://schemas.openxmlformats.org/drawingml/2006/picture">
                 <pic:pic xmlns:pic="http://schemas.openxmlformats.org/drawingml/2006/picture">
                   <pic:nvPicPr>
-                    <pic:cNvPr id="17" name="圖片 17" descr="一張含有 文字, 螢幕擷取畫面, 軟體, 網頁 的圖片&#10;&#10;自動產生的描述"/>
-                    <pic:cNvPicPr/>
+                    <pic:cNvPr id="0" name="Picture 1"/>
+                    <pic:cNvPicPr>
+                      <a:picLocks noChangeAspect="1" noChangeArrowheads="1"/>
+                    </pic:cNvPicPr>
                   </pic:nvPicPr>
                   <pic:blipFill>
-                    <a:blip r:embed="rId40"/>
+                    <a:blip r:embed="rId40" cstate="print">
+                      <a:extLst>
+                        <a:ext uri="{28A0092B-C50C-407E-A947-70E740481C1C}">
+                          <a14:useLocalDpi xmlns:a14="http://schemas.microsoft.com/office/drawing/2010/main" val="0"/>
+                        </a:ext>
+                      </a:extLst>
+                    </a:blip>
+                    <a:srcRect/>
                     <a:stretch>
                       <a:fillRect/>
                     </a:stretch>
                   </pic:blipFill>
-                  <pic:spPr>
+                  <pic:spPr bwMode="auto">
                     <a:xfrm>
                       <a:off x="0" y="0"/>
-                      <a:ext cx="5731510" cy="4464050"/>
+                      <a:ext cx="5715000" cy="2771775"/>
                     </a:xfrm>
                     <a:prstGeom prst="rect">
                       <a:avLst/>
                     </a:prstGeom>
+                    <a:noFill/>
+                    <a:ln>
+                      <a:noFill/>
+                    </a:ln>
                   </pic:spPr>
                 </pic:pic>
               </a:graphicData>
@@ -5681,26 +5630,139 @@
         <w:spacing w:line="240" w:lineRule="auto"/>
         <w:ind w:firstLine="0"/>
         <w:rPr>
-          <w:rFonts w:ascii="微軟正黑體" w:eastAsia="微軟正黑體" w:hAnsi="微軟正黑體" w:cstheme="minorHAnsi"/>
-          <w:lang w:eastAsia="zh-TW"/>
-        </w:rPr>
-      </w:pPr>
+          <w:rFonts w:ascii="微軟正黑體" w:eastAsia="微軟正黑體" w:hAnsi="微軟正黑體" w:cstheme="minorHAnsi" w:hint="eastAsia"/>
+          <w:lang w:eastAsia="zh-TW"/>
+        </w:rPr>
+      </w:pPr>
+      <w:r>
+        <w:rPr>
+          <w:rFonts w:ascii="微軟正黑體" w:eastAsia="微軟正黑體" w:hAnsi="微軟正黑體" w:cstheme="minorHAnsi" w:hint="eastAsia"/>
+          <w:lang w:eastAsia="zh-TW"/>
+        </w:rPr>
+        <w:t>2.</w:t>
+      </w:r>
+      <w:r>
+        <w:t xml:space="preserve"> </w:t>
+      </w:r>
+      <w:r>
+        <w:rPr>
+          <w:rFonts w:hint="eastAsia"/>
+        </w:rPr>
+        <w:t>選擇</w:t>
+      </w:r>
+      <w:r>
+        <w:rPr>
+          <w:rFonts w:ascii="微軟正黑體" w:eastAsia="微軟正黑體" w:hAnsi="微軟正黑體" w:cstheme="minorHAnsi"/>
+          <w:lang w:eastAsia="zh-TW"/>
+        </w:rPr>
+        <w:t>Permissions</w:t>
+      </w:r>
+      <w:r>
+        <w:rPr>
+          <w:rFonts w:ascii="微軟正黑體" w:eastAsia="微軟正黑體" w:hAnsi="微軟正黑體" w:cstheme="minorHAnsi"/>
+          <w:lang w:eastAsia="zh-TW"/>
+        </w:rPr>
+        <w:sym w:font="Wingdings" w:char="F0E0"/>
+      </w:r>
+      <w:r>
+        <w:rPr>
+          <w:rFonts w:ascii="微軟正黑體" w:eastAsia="微軟正黑體" w:hAnsi="微軟正黑體" w:cstheme="minorHAnsi"/>
+          <w:lang w:eastAsia="zh-TW"/>
+        </w:rPr>
+        <w:t>Action</w:t>
+      </w:r>
+      <w:r>
+        <w:rPr>
+          <w:rFonts w:ascii="微軟正黑體" w:eastAsia="微軟正黑體" w:hAnsi="微軟正黑體" w:cstheme="minorHAnsi"/>
+          <w:lang w:eastAsia="zh-TW"/>
+        </w:rPr>
+        <w:sym w:font="Wingdings" w:char="F0E0"/>
+      </w:r>
+      <w:r>
+        <w:rPr>
+          <w:rFonts w:ascii="微軟正黑體" w:eastAsia="微軟正黑體" w:hAnsi="微軟正黑體" w:cstheme="minorHAnsi" w:hint="eastAsia"/>
+          <w:lang w:eastAsia="zh-TW"/>
+        </w:rPr>
+        <w:t>選擇使用者</w:t>
+      </w:r>
+      <w:r>
+        <w:rPr>
+          <w:rFonts w:ascii="微軟正黑體" w:eastAsia="微軟正黑體" w:hAnsi="微軟正黑體" w:cstheme="minorHAnsi"/>
+          <w:lang w:eastAsia="zh-TW"/>
+        </w:rPr>
+        <w:sym w:font="Wingdings" w:char="F0E0"/>
+      </w:r>
+      <w:r>
+        <w:rPr>
+          <w:rFonts w:ascii="微軟正黑體" w:eastAsia="微軟正黑體" w:hAnsi="微軟正黑體" w:cstheme="minorHAnsi" w:hint="eastAsia"/>
+          <w:lang w:eastAsia="zh-TW"/>
+        </w:rPr>
+        <w:t>Go</w:t>
+      </w:r>
     </w:p>
     <w:p>
       <w:pPr>
         <w:spacing w:line="240" w:lineRule="auto"/>
         <w:ind w:firstLine="0"/>
         <w:rPr>
-          <w:rFonts w:ascii="微軟正黑體" w:eastAsia="微軟正黑體" w:hAnsi="微軟正黑體" w:cstheme="minorHAnsi"/>
-          <w:lang w:eastAsia="zh-TW"/>
-        </w:rPr>
-      </w:pPr>
-      <w:r>
-        <w:rPr>
-          <w:rFonts w:ascii="微軟正黑體" w:eastAsia="微軟正黑體" w:hAnsi="微軟正黑體" w:cstheme="minorHAnsi"/>
-          <w:lang w:eastAsia="zh-TW"/>
-        </w:rPr>
-        <w:t>在 Django Admin 中，你可以進行 CRUD（創建、讀取、更新、刪除）操作，但對於不同的使用者，我們可能需要進行權限管理，以便限制他們在管理介面中的行為。接下來詳細說明如何在 Django Admin 中進行使用者權限管理。</w:t>
+          <w:rFonts w:ascii="微軟正黑體" w:eastAsia="微軟正黑體" w:hAnsi="微軟正黑體" w:cstheme="minorHAnsi" w:hint="eastAsia"/>
+          <w:lang w:eastAsia="zh-TW"/>
+        </w:rPr>
+      </w:pPr>
+      <w:r>
+        <w:rPr>
+          <w:rFonts w:ascii="微軟正黑體" w:eastAsia="微軟正黑體" w:hAnsi="微軟正黑體" w:cstheme="minorHAnsi" w:hint="eastAsia"/>
+          <w:noProof/>
+          <w:lang w:eastAsia="zh-TW"/>
+        </w:rPr>
+        <w:drawing>
+          <wp:inline distT="0" distB="0" distL="0" distR="0" wp14:anchorId="0CD18F86" wp14:editId="090A6A92">
+            <wp:extent cx="5731510" cy="2729230"/>
+            <wp:effectExtent l="0" t="0" r="2540" b="0"/>
+            <wp:docPr id="1649491055" name="圖片 2"/>
+            <wp:cNvGraphicFramePr>
+              <a:graphicFrameLocks xmlns:a="http://schemas.openxmlformats.org/drawingml/2006/main" noChangeAspect="1"/>
+            </wp:cNvGraphicFramePr>
+            <a:graphic xmlns:a="http://schemas.openxmlformats.org/drawingml/2006/main">
+              <a:graphicData uri="http://schemas.openxmlformats.org/drawingml/2006/picture">
+                <pic:pic xmlns:pic="http://schemas.openxmlformats.org/drawingml/2006/picture">
+                  <pic:nvPicPr>
+                    <pic:cNvPr id="0" name="Picture 2"/>
+                    <pic:cNvPicPr>
+                      <a:picLocks noChangeAspect="1" noChangeArrowheads="1"/>
+                    </pic:cNvPicPr>
+                  </pic:nvPicPr>
+                  <pic:blipFill>
+                    <a:blip r:embed="rId41" cstate="print">
+                      <a:extLst>
+                        <a:ext uri="{28A0092B-C50C-407E-A947-70E740481C1C}">
+                          <a14:useLocalDpi xmlns:a14="http://schemas.microsoft.com/office/drawing/2010/main" val="0"/>
+                        </a:ext>
+                      </a:extLst>
+                    </a:blip>
+                    <a:srcRect/>
+                    <a:stretch>
+                      <a:fillRect/>
+                    </a:stretch>
+                  </pic:blipFill>
+                  <pic:spPr bwMode="auto">
+                    <a:xfrm>
+                      <a:off x="0" y="0"/>
+                      <a:ext cx="5731510" cy="2729230"/>
+                    </a:xfrm>
+                    <a:prstGeom prst="rect">
+                      <a:avLst/>
+                    </a:prstGeom>
+                    <a:noFill/>
+                    <a:ln>
+                      <a:noFill/>
+                    </a:ln>
+                  </pic:spPr>
+                </pic:pic>
+              </a:graphicData>
+            </a:graphic>
+          </wp:inline>
+        </w:drawing>
       </w:r>
     </w:p>
     <w:p>
@@ -5715,6 +5777,490 @@
     </w:p>
     <w:p>
       <w:pPr>
+        <w:spacing w:line="240" w:lineRule="auto"/>
+        <w:ind w:firstLine="0"/>
+        <w:rPr>
+          <w:rFonts w:ascii="微軟正黑體" w:eastAsia="微軟正黑體" w:hAnsi="微軟正黑體" w:cstheme="minorHAnsi"/>
+          <w:lang w:eastAsia="zh-TW"/>
+        </w:rPr>
+      </w:pPr>
+    </w:p>
+    <w:p>
+      <w:pPr>
+        <w:spacing w:line="240" w:lineRule="auto"/>
+        <w:ind w:firstLine="0"/>
+        <w:rPr>
+          <w:rFonts w:ascii="微軟正黑體" w:eastAsia="微軟正黑體" w:hAnsi="微軟正黑體" w:cstheme="minorHAnsi" w:hint="eastAsia"/>
+          <w:lang w:eastAsia="zh-TW"/>
+        </w:rPr>
+      </w:pPr>
+      <w:r>
+        <w:rPr>
+          <w:rFonts w:ascii="微軟正黑體" w:eastAsia="微軟正黑體" w:hAnsi="微軟正黑體" w:cstheme="minorHAnsi" w:hint="eastAsia"/>
+          <w:lang w:eastAsia="zh-TW"/>
+        </w:rPr>
+        <w:lastRenderedPageBreak/>
+        <w:t>3</w:t>
+      </w:r>
+      <w:r>
+        <w:rPr>
+          <w:rFonts w:ascii="微軟正黑體" w:eastAsia="微軟正黑體" w:hAnsi="微軟正黑體" w:cstheme="minorHAnsi"/>
+          <w:lang w:eastAsia="zh-TW"/>
+        </w:rPr>
+        <w:t>.</w:t>
+      </w:r>
+      <w:r>
+        <w:rPr>
+          <w:rFonts w:ascii="微軟正黑體" w:eastAsia="微軟正黑體" w:hAnsi="微軟正黑體" w:cstheme="minorHAnsi" w:hint="eastAsia"/>
+          <w:lang w:eastAsia="zh-TW"/>
+        </w:rPr>
+        <w:t>設定</w:t>
+      </w:r>
+      <w:proofErr w:type="spellStart"/>
+      <w:r>
+        <w:rPr>
+          <w:rFonts w:ascii="微軟正黑體" w:eastAsia="微軟正黑體" w:hAnsi="微軟正黑體" w:cstheme="minorHAnsi" w:hint="eastAsia"/>
+          <w:lang w:eastAsia="zh-TW"/>
+        </w:rPr>
+        <w:t>geneportal</w:t>
+      </w:r>
+      <w:proofErr w:type="spellEnd"/>
+      <w:r>
+        <w:rPr>
+          <w:rFonts w:ascii="微軟正黑體" w:eastAsia="微軟正黑體" w:hAnsi="微軟正黑體" w:cstheme="minorHAnsi" w:hint="eastAsia"/>
+          <w:lang w:eastAsia="zh-TW"/>
+        </w:rPr>
+        <w:t>權限</w:t>
+      </w:r>
+      <w:r>
+        <w:t xml:space="preserve"> </w:t>
+      </w:r>
+      <w:r>
+        <w:rPr>
+          <w:rFonts w:ascii="微軟正黑體" w:eastAsia="微軟正黑體" w:hAnsi="微軟正黑體" w:cstheme="minorHAnsi"/>
+          <w:lang w:eastAsia="zh-TW"/>
+        </w:rPr>
+        <w:t>User</w:t>
+      </w:r>
+      <w:r>
+        <w:rPr>
+          <w:rFonts w:ascii="微軟正黑體" w:eastAsia="微軟正黑體" w:hAnsi="微軟正黑體" w:cstheme="minorHAnsi"/>
+          <w:lang w:eastAsia="zh-TW"/>
+        </w:rPr>
+        <w:sym w:font="Wingdings" w:char="F0E0"/>
+      </w:r>
+      <w:r>
+        <w:t xml:space="preserve"> </w:t>
+      </w:r>
+      <w:r>
+        <w:rPr>
+          <w:rFonts w:ascii="微軟正黑體" w:eastAsia="微軟正黑體" w:hAnsi="微軟正黑體" w:cstheme="minorHAnsi"/>
+          <w:lang w:eastAsia="zh-TW"/>
+        </w:rPr>
+        <w:t>Title</w:t>
+      </w:r>
+      <w:r>
+        <w:rPr>
+          <w:rFonts w:ascii="微軟正黑體" w:eastAsia="微軟正黑體" w:hAnsi="微軟正黑體" w:cstheme="minorHAnsi"/>
+          <w:lang w:eastAsia="zh-TW"/>
+        </w:rPr>
+        <w:sym w:font="Wingdings" w:char="F0E0"/>
+      </w:r>
+      <w:r>
+        <w:rPr>
+          <w:rFonts w:ascii="微軟正黑體" w:eastAsia="微軟正黑體" w:hAnsi="微軟正黑體" w:cstheme="minorHAnsi"/>
+          <w:lang w:eastAsia="zh-TW"/>
+        </w:rPr>
+        <w:t>Gene</w:t>
+      </w:r>
+      <w:r>
+        <w:rPr>
+          <w:rFonts w:ascii="微軟正黑體" w:eastAsia="微軟正黑體" w:hAnsi="微軟正黑體" w:cstheme="minorHAnsi"/>
+          <w:lang w:eastAsia="zh-TW"/>
+        </w:rPr>
+        <w:sym w:font="Wingdings" w:char="F0E0"/>
+      </w:r>
+      <w:r>
+        <w:rPr>
+          <w:rFonts w:ascii="微軟正黑體" w:eastAsia="微軟正黑體" w:hAnsi="微軟正黑體" w:cstheme="minorHAnsi"/>
+          <w:lang w:eastAsia="zh-TW"/>
+        </w:rPr>
+        <w:t>SAVE</w:t>
+      </w:r>
+    </w:p>
+    <w:p>
+      <w:pPr>
+        <w:spacing w:line="240" w:lineRule="auto"/>
+        <w:ind w:firstLine="0"/>
+        <w:rPr>
+          <w:rFonts w:ascii="微軟正黑體" w:eastAsia="微軟正黑體" w:hAnsi="微軟正黑體" w:cstheme="minorHAnsi"/>
+          <w:lang w:eastAsia="zh-TW"/>
+        </w:rPr>
+      </w:pPr>
+      <w:r>
+        <w:rPr>
+          <w:rFonts w:ascii="微軟正黑體" w:eastAsia="微軟正黑體" w:hAnsi="微軟正黑體" w:cstheme="minorHAnsi"/>
+          <w:noProof/>
+          <w:lang w:eastAsia="zh-TW"/>
+        </w:rPr>
+        <w:drawing>
+          <wp:inline distT="0" distB="0" distL="0" distR="0" wp14:anchorId="2D7B433C" wp14:editId="695AE7C3">
+            <wp:extent cx="5731510" cy="2741930"/>
+            <wp:effectExtent l="0" t="0" r="2540" b="1270"/>
+            <wp:docPr id="1870313928" name="圖片 3"/>
+            <wp:cNvGraphicFramePr>
+              <a:graphicFrameLocks xmlns:a="http://schemas.openxmlformats.org/drawingml/2006/main" noChangeAspect="1"/>
+            </wp:cNvGraphicFramePr>
+            <a:graphic xmlns:a="http://schemas.openxmlformats.org/drawingml/2006/main">
+              <a:graphicData uri="http://schemas.openxmlformats.org/drawingml/2006/picture">
+                <pic:pic xmlns:pic="http://schemas.openxmlformats.org/drawingml/2006/picture">
+                  <pic:nvPicPr>
+                    <pic:cNvPr id="0" name="Picture 3"/>
+                    <pic:cNvPicPr>
+                      <a:picLocks noChangeAspect="1" noChangeArrowheads="1"/>
+                    </pic:cNvPicPr>
+                  </pic:nvPicPr>
+                  <pic:blipFill>
+                    <a:blip r:embed="rId42" cstate="print">
+                      <a:extLst>
+                        <a:ext uri="{28A0092B-C50C-407E-A947-70E740481C1C}">
+                          <a14:useLocalDpi xmlns:a14="http://schemas.microsoft.com/office/drawing/2010/main" val="0"/>
+                        </a:ext>
+                      </a:extLst>
+                    </a:blip>
+                    <a:srcRect/>
+                    <a:stretch>
+                      <a:fillRect/>
+                    </a:stretch>
+                  </pic:blipFill>
+                  <pic:spPr bwMode="auto">
+                    <a:xfrm>
+                      <a:off x="0" y="0"/>
+                      <a:ext cx="5731510" cy="2741930"/>
+                    </a:xfrm>
+                    <a:prstGeom prst="rect">
+                      <a:avLst/>
+                    </a:prstGeom>
+                    <a:noFill/>
+                    <a:ln>
+                      <a:noFill/>
+                    </a:ln>
+                  </pic:spPr>
+                </pic:pic>
+              </a:graphicData>
+            </a:graphic>
+          </wp:inline>
+        </w:drawing>
+      </w:r>
+    </w:p>
+    <w:p>
+      <w:pPr>
+        <w:spacing w:line="240" w:lineRule="auto"/>
+        <w:ind w:firstLine="0"/>
+        <w:rPr>
+          <w:rFonts w:ascii="微軟正黑體" w:eastAsia="微軟正黑體" w:hAnsi="微軟正黑體" w:cstheme="minorHAnsi"/>
+          <w:lang w:eastAsia="zh-TW"/>
+        </w:rPr>
+      </w:pPr>
+      <w:r>
+        <w:rPr>
+          <w:rFonts w:ascii="微軟正黑體" w:eastAsia="微軟正黑體" w:hAnsi="微軟正黑體" w:cstheme="minorHAnsi" w:hint="eastAsia"/>
+          <w:lang w:eastAsia="zh-TW"/>
+        </w:rPr>
+        <w:t>4</w:t>
+      </w:r>
+      <w:r>
+        <w:rPr>
+          <w:rFonts w:ascii="微軟正黑體" w:eastAsia="微軟正黑體" w:hAnsi="微軟正黑體" w:cstheme="minorHAnsi"/>
+          <w:lang w:eastAsia="zh-TW"/>
+        </w:rPr>
+        <w:t>.</w:t>
+      </w:r>
+      <w:r>
+        <w:rPr>
+          <w:rFonts w:ascii="微軟正黑體" w:eastAsia="微軟正黑體" w:hAnsi="微軟正黑體" w:cstheme="minorHAnsi" w:hint="eastAsia"/>
+          <w:lang w:eastAsia="zh-TW"/>
+        </w:rPr>
+        <w:t>設定gene</w:t>
+      </w:r>
+      <w:r>
+        <w:rPr>
+          <w:rFonts w:ascii="微軟正黑體" w:eastAsia="微軟正黑體" w:hAnsi="微軟正黑體" w:cstheme="minorHAnsi" w:hint="eastAsia"/>
+          <w:lang w:eastAsia="zh-TW"/>
+        </w:rPr>
+        <w:t xml:space="preserve"> 分項</w:t>
+      </w:r>
+      <w:r>
+        <w:rPr>
+          <w:rFonts w:ascii="微軟正黑體" w:eastAsia="微軟正黑體" w:hAnsi="微軟正黑體" w:cstheme="minorHAnsi" w:hint="eastAsia"/>
+          <w:lang w:eastAsia="zh-TW"/>
+        </w:rPr>
+        <w:t>權限</w:t>
+      </w:r>
+      <w:r>
+        <w:t xml:space="preserve"> </w:t>
+      </w:r>
+      <w:proofErr w:type="spellStart"/>
+      <w:r>
+        <w:rPr>
+          <w:rFonts w:ascii="微軟正黑體" w:eastAsia="微軟正黑體" w:hAnsi="微軟正黑體" w:cstheme="minorHAnsi"/>
+          <w:lang w:eastAsia="zh-TW"/>
+        </w:rPr>
+        <w:t>Genepermissions</w:t>
+      </w:r>
+      <w:proofErr w:type="spellEnd"/>
+      <w:r>
+        <w:rPr>
+          <w:rFonts w:ascii="微軟正黑體" w:eastAsia="微軟正黑體" w:hAnsi="微軟正黑體" w:cstheme="minorHAnsi"/>
+          <w:lang w:eastAsia="zh-TW"/>
+        </w:rPr>
+        <w:sym w:font="Wingdings" w:char="F0E0"/>
+      </w:r>
+      <w:r>
+        <w:rPr>
+          <w:rFonts w:ascii="微軟正黑體" w:eastAsia="微軟正黑體" w:hAnsi="微軟正黑體" w:cstheme="minorHAnsi"/>
+          <w:lang w:eastAsia="zh-TW"/>
+        </w:rPr>
+        <w:t>Action</w:t>
+      </w:r>
+      <w:r>
+        <w:rPr>
+          <w:rFonts w:ascii="微軟正黑體" w:eastAsia="微軟正黑體" w:hAnsi="微軟正黑體" w:cstheme="minorHAnsi"/>
+          <w:lang w:eastAsia="zh-TW"/>
+        </w:rPr>
+        <w:sym w:font="Wingdings" w:char="F0E0"/>
+      </w:r>
+      <w:r>
+        <w:rPr>
+          <w:rFonts w:ascii="微軟正黑體" w:eastAsia="微軟正黑體" w:hAnsi="微軟正黑體" w:cstheme="minorHAnsi"/>
+          <w:lang w:eastAsia="zh-TW"/>
+        </w:rPr>
+        <w:t>選擇使用者</w:t>
+      </w:r>
+      <w:r>
+        <w:rPr>
+          <w:rFonts w:ascii="微軟正黑體" w:eastAsia="微軟正黑體" w:hAnsi="微軟正黑體" w:cstheme="minorHAnsi"/>
+          <w:lang w:eastAsia="zh-TW"/>
+        </w:rPr>
+        <w:sym w:font="Wingdings" w:char="F0E0"/>
+      </w:r>
+      <w:r>
+        <w:rPr>
+          <w:rFonts w:ascii="微軟正黑體" w:eastAsia="微軟正黑體" w:hAnsi="微軟正黑體" w:cstheme="minorHAnsi"/>
+          <w:lang w:eastAsia="zh-TW"/>
+        </w:rPr>
+        <w:t>Go</w:t>
+      </w:r>
+    </w:p>
+    <w:p>
+      <w:pPr>
+        <w:spacing w:line="240" w:lineRule="auto"/>
+        <w:ind w:firstLine="0"/>
+        <w:rPr>
+          <w:rFonts w:ascii="微軟正黑體" w:eastAsia="微軟正黑體" w:hAnsi="微軟正黑體" w:cstheme="minorHAnsi"/>
+          <w:lang w:eastAsia="zh-TW"/>
+        </w:rPr>
+      </w:pPr>
+      <w:r>
+        <w:rPr>
+          <w:rFonts w:ascii="微軟正黑體" w:eastAsia="微軟正黑體" w:hAnsi="微軟正黑體" w:cstheme="minorHAnsi"/>
+          <w:noProof/>
+          <w:lang w:eastAsia="zh-TW"/>
+        </w:rPr>
+        <w:drawing>
+          <wp:inline distT="0" distB="0" distL="0" distR="0" wp14:anchorId="41537F3C" wp14:editId="2948CFDC">
+            <wp:extent cx="5724525" cy="1819275"/>
+            <wp:effectExtent l="0" t="0" r="9525" b="9525"/>
+            <wp:docPr id="1282604529" name="圖片 4"/>
+            <wp:cNvGraphicFramePr>
+              <a:graphicFrameLocks xmlns:a="http://schemas.openxmlformats.org/drawingml/2006/main" noChangeAspect="1"/>
+            </wp:cNvGraphicFramePr>
+            <a:graphic xmlns:a="http://schemas.openxmlformats.org/drawingml/2006/main">
+              <a:graphicData uri="http://schemas.openxmlformats.org/drawingml/2006/picture">
+                <pic:pic xmlns:pic="http://schemas.openxmlformats.org/drawingml/2006/picture">
+                  <pic:nvPicPr>
+                    <pic:cNvPr id="0" name="Picture 4"/>
+                    <pic:cNvPicPr>
+                      <a:picLocks noChangeAspect="1" noChangeArrowheads="1"/>
+                    </pic:cNvPicPr>
+                  </pic:nvPicPr>
+                  <pic:blipFill>
+                    <a:blip r:embed="rId43" cstate="print">
+                      <a:extLst>
+                        <a:ext uri="{28A0092B-C50C-407E-A947-70E740481C1C}">
+                          <a14:useLocalDpi xmlns:a14="http://schemas.microsoft.com/office/drawing/2010/main" val="0"/>
+                        </a:ext>
+                      </a:extLst>
+                    </a:blip>
+                    <a:srcRect/>
+                    <a:stretch>
+                      <a:fillRect/>
+                    </a:stretch>
+                  </pic:blipFill>
+                  <pic:spPr bwMode="auto">
+                    <a:xfrm>
+                      <a:off x="0" y="0"/>
+                      <a:ext cx="5724525" cy="1819275"/>
+                    </a:xfrm>
+                    <a:prstGeom prst="rect">
+                      <a:avLst/>
+                    </a:prstGeom>
+                    <a:noFill/>
+                    <a:ln>
+                      <a:noFill/>
+                    </a:ln>
+                  </pic:spPr>
+                </pic:pic>
+              </a:graphicData>
+            </a:graphic>
+          </wp:inline>
+        </w:drawing>
+      </w:r>
+    </w:p>
+    <w:p>
+      <w:pPr>
+        <w:spacing w:line="240" w:lineRule="auto"/>
+        <w:ind w:firstLine="0"/>
+        <w:rPr>
+          <w:rFonts w:ascii="微軟正黑體" w:eastAsia="微軟正黑體" w:hAnsi="微軟正黑體" w:cstheme="minorHAnsi"/>
+          <w:lang w:eastAsia="zh-TW"/>
+        </w:rPr>
+      </w:pPr>
+      <w:r>
+        <w:rPr>
+          <w:rFonts w:ascii="微軟正黑體" w:eastAsia="微軟正黑體" w:hAnsi="微軟正黑體" w:cstheme="minorHAnsi" w:hint="eastAsia"/>
+          <w:lang w:eastAsia="zh-TW"/>
+        </w:rPr>
+        <w:t>5.輸入使用者資料</w:t>
+      </w:r>
+      <w:r>
+        <w:rPr>
+          <w:rFonts w:ascii="微軟正黑體" w:eastAsia="微軟正黑體" w:hAnsi="微軟正黑體" w:cstheme="minorHAnsi"/>
+          <w:lang w:eastAsia="zh-TW"/>
+        </w:rPr>
+        <w:sym w:font="Wingdings" w:char="F0E0"/>
+      </w:r>
+      <w:r>
+        <w:rPr>
+          <w:rFonts w:ascii="微軟正黑體" w:eastAsia="微軟正黑體" w:hAnsi="微軟正黑體" w:cstheme="minorHAnsi" w:hint="eastAsia"/>
+          <w:lang w:eastAsia="zh-TW"/>
+        </w:rPr>
+        <w:t>開放所需權限</w:t>
+      </w:r>
+      <w:r>
+        <w:rPr>
+          <w:rFonts w:ascii="微軟正黑體" w:eastAsia="微軟正黑體" w:hAnsi="微軟正黑體" w:cstheme="minorHAnsi"/>
+          <w:lang w:eastAsia="zh-TW"/>
+        </w:rPr>
+        <w:sym w:font="Wingdings" w:char="F0E0"/>
+      </w:r>
+      <w:r>
+        <w:rPr>
+          <w:rFonts w:ascii="微軟正黑體" w:eastAsia="微軟正黑體" w:hAnsi="微軟正黑體" w:cstheme="minorHAnsi"/>
+          <w:lang w:eastAsia="zh-TW"/>
+        </w:rPr>
+        <w:t>SAVE</w:t>
+      </w:r>
+    </w:p>
+    <w:p>
+      <w:pPr>
+        <w:spacing w:line="240" w:lineRule="auto"/>
+        <w:ind w:firstLine="0"/>
+        <w:rPr>
+          <w:rFonts w:ascii="微軟正黑體" w:eastAsia="微軟正黑體" w:hAnsi="微軟正黑體" w:cstheme="minorHAnsi" w:hint="eastAsia"/>
+          <w:b/>
+          <w:bCs/>
+          <w:lang w:eastAsia="zh-TW"/>
+        </w:rPr>
+      </w:pPr>
+      <w:r>
+        <w:rPr>
+          <w:rFonts w:ascii="微軟正黑體" w:eastAsia="微軟正黑體" w:hAnsi="微軟正黑體" w:cstheme="minorHAnsi" w:hint="eastAsia"/>
+          <w:b/>
+          <w:bCs/>
+          <w:noProof/>
+          <w:lang w:eastAsia="zh-TW"/>
+        </w:rPr>
+        <w:drawing>
+          <wp:inline distT="0" distB="0" distL="0" distR="0" wp14:anchorId="4E5FCF94" wp14:editId="26EFE791">
+            <wp:extent cx="5724525" cy="2781300"/>
+            <wp:effectExtent l="0" t="0" r="9525" b="0"/>
+            <wp:docPr id="1551382074" name="圖片 5"/>
+            <wp:cNvGraphicFramePr>
+              <a:graphicFrameLocks xmlns:a="http://schemas.openxmlformats.org/drawingml/2006/main" noChangeAspect="1"/>
+            </wp:cNvGraphicFramePr>
+            <a:graphic xmlns:a="http://schemas.openxmlformats.org/drawingml/2006/main">
+              <a:graphicData uri="http://schemas.openxmlformats.org/drawingml/2006/picture">
+                <pic:pic xmlns:pic="http://schemas.openxmlformats.org/drawingml/2006/picture">
+                  <pic:nvPicPr>
+                    <pic:cNvPr id="0" name="Picture 5"/>
+                    <pic:cNvPicPr>
+                      <a:picLocks noChangeAspect="1" noChangeArrowheads="1"/>
+                    </pic:cNvPicPr>
+                  </pic:nvPicPr>
+                  <pic:blipFill>
+                    <a:blip r:embed="rId44" cstate="print">
+                      <a:extLst>
+                        <a:ext uri="{28A0092B-C50C-407E-A947-70E740481C1C}">
+                          <a14:useLocalDpi xmlns:a14="http://schemas.microsoft.com/office/drawing/2010/main" val="0"/>
+                        </a:ext>
+                      </a:extLst>
+                    </a:blip>
+                    <a:srcRect/>
+                    <a:stretch>
+                      <a:fillRect/>
+                    </a:stretch>
+                  </pic:blipFill>
+                  <pic:spPr bwMode="auto">
+                    <a:xfrm>
+                      <a:off x="0" y="0"/>
+                      <a:ext cx="5724525" cy="2781300"/>
+                    </a:xfrm>
+                    <a:prstGeom prst="rect">
+                      <a:avLst/>
+                    </a:prstGeom>
+                    <a:noFill/>
+                    <a:ln>
+                      <a:noFill/>
+                    </a:ln>
+                  </pic:spPr>
+                </pic:pic>
+              </a:graphicData>
+            </a:graphic>
+          </wp:inline>
+        </w:drawing>
+      </w:r>
+    </w:p>
+    <w:p>
+      <w:pPr>
+        <w:spacing w:line="240" w:lineRule="auto"/>
+        <w:ind w:firstLine="0"/>
+        <w:rPr>
+          <w:rFonts w:ascii="微軟正黑體" w:eastAsia="微軟正黑體" w:hAnsi="微軟正黑體" w:cstheme="minorHAnsi"/>
+          <w:lang w:eastAsia="zh-TW"/>
+        </w:rPr>
+      </w:pPr>
+      <w:r>
+        <w:rPr>
+          <w:rFonts w:ascii="微軟正黑體" w:eastAsia="微軟正黑體" w:hAnsi="微軟正黑體" w:cstheme="minorHAnsi"/>
+          <w:lang w:eastAsia="zh-TW"/>
+        </w:rPr>
+        <w:lastRenderedPageBreak/>
+        <w:t>在 Django Admin 中，你可以進行 CRUD（創建、讀取、更新、刪除）操作，但對於不同的使用者，我們可能需要進行權限管理，以便限制他們在管理介面中的行為。接下來詳細說明如何在 Django Admin 中進行使用者權限管理。</w:t>
+      </w:r>
+    </w:p>
+    <w:p>
+      <w:pPr>
+        <w:spacing w:line="240" w:lineRule="auto"/>
+        <w:ind w:firstLine="0"/>
+        <w:rPr>
+          <w:rFonts w:ascii="微軟正黑體" w:eastAsia="微軟正黑體" w:hAnsi="微軟正黑體" w:cstheme="minorHAnsi"/>
+          <w:lang w:eastAsia="zh-TW"/>
+        </w:rPr>
+      </w:pPr>
+    </w:p>
+    <w:p>
+      <w:pPr>
         <w:pStyle w:val="31"/>
         <w:rPr>
           <w:lang w:eastAsia="zh-TW"/>
@@ -5725,7 +6271,6 @@
         <w:rPr>
           <w:lang w:eastAsia="zh-TW"/>
         </w:rPr>
-        <w:lastRenderedPageBreak/>
         <w:t>** 建立超級使用者（Superuser）：</w:t>
       </w:r>
       <w:r>
@@ -5897,7 +6442,7 @@
                     <pic:cNvPicPr/>
                   </pic:nvPicPr>
                   <pic:blipFill>
-                    <a:blip r:embed="rId41"/>
+                    <a:blip r:embed="rId45"/>
                     <a:stretch>
                       <a:fillRect/>
                     </a:stretch>
@@ -5999,7 +6544,7 @@
                     <pic:cNvPicPr/>
                   </pic:nvPicPr>
                   <pic:blipFill>
-                    <a:blip r:embed="rId42"/>
+                    <a:blip r:embed="rId46"/>
                     <a:stretch>
                       <a:fillRect/>
                     </a:stretch>
@@ -6199,7 +6744,7 @@
                     <pic:cNvPicPr/>
                   </pic:nvPicPr>
                   <pic:blipFill>
-                    <a:blip r:embed="rId43"/>
+                    <a:blip r:embed="rId47"/>
                     <a:stretch>
                       <a:fillRect/>
                     </a:stretch>
@@ -6282,9 +6827,9 @@
       </w:r>
     </w:p>
     <w:sectPr>
-      <w:headerReference w:type="default" r:id="rId44"/>
-      <w:headerReference w:type="first" r:id="rId45"/>
-      <w:footerReference w:type="first" r:id="rId46"/>
+      <w:headerReference w:type="default" r:id="rId48"/>
+      <w:headerReference w:type="first" r:id="rId49"/>
+      <w:footerReference w:type="first" r:id="rId50"/>
       <w:footnotePr>
         <w:pos w:val="beneathText"/>
       </w:footnotePr>
@@ -11376,6 +11921,7 @@
     <w:rsid w:val="009B2B2D"/>
     <w:rsid w:val="009E6D26"/>
     <w:rsid w:val="00A93DFF"/>
+    <w:rsid w:val="00DD301A"/>
     <w:rsid w:val="00FE595C"/>
   </w:rsids>
   <m:mathPr>
